--- a/crates/betteroffice-docx/tests/corpus/fixtures/wordprocessingml-comprehensive.docx
+++ b/crates/betteroffice-docx/tests/corpus/fixtures/wordprocessingml-comprehensive.docx
@@ -888,6 +888,7 @@
             <wp:effectExtent l="0" t="0" r="0" b="0"/>
             <wp:wrapSquare wrapText="bothSides"/>
             <wp:docPr id="3" name="Text box"/>
+            <wp:cNvGraphicFramePr/>
             <a:graphic xmlns:a="http://schemas.openxmlformats.org/drawingml/2006/main">
               <a:graphicData uri="http://schemas.microsoft.com/office/word/2010/wordprocessingShape">
                 <wps:wsp xmlns:wps="http://schemas.microsoft.com/office/word/2010/wordprocessingShape">
